--- a/komanda-5/Команда_5_текст_выступления.docx
+++ b/komanda-5/Команда_5_текст_выступления.docx
@@ -49,22 +49,55 @@
           <w:sz w:val="28"/>
           <w:szCs w:val="28"/>
         </w:rPr>
-        <w:t xml:space="preserve">Вступление</w:t>
-      </w:r>
-    </w:p>
-    <w:p>
-      <w:pPr>
-        <w:spacing w:after="160" w:before="0" w:line="360"/>
-        <w:jc w:val="both"/>
-      </w:pPr>
-      <w:r>
-        <w:rPr>
-          <w:rFonts w:ascii="Times New Roman" w:cs="Times New Roman" w:eastAsia="Times New Roman" w:hAnsi="Times New Roman"/>
-          <w:color w:val="000000"/>
-          <w:sz w:val="28"/>
-          <w:szCs w:val="28"/>
-        </w:rPr>
-        <w:t xml:space="preserve">Добрый день! Я представляю команду пять: работу выполнили Алихан Багишев и Александра Тимофеева, группа ТД‑2541. Наше задание звучало так: для создания B2B-платформы рассмотреть возможность выкупа сайта или домена на Рег.ру и предложить коллаборацию по типу «Аптека.ру», то есть площадку, которая сводит поставщиков и покупателей.</w:t>
+        <w:t xml:space="preserve">Слайд 1. B2B-платформа для текстиля</w:t>
+      </w:r>
+    </w:p>
+    <w:p>
+      <w:pPr>
+        <w:spacing w:after="160" w:before="0" w:line="360"/>
+        <w:jc w:val="both"/>
+      </w:pPr>
+      <w:r>
+        <w:rPr>
+          <w:rFonts w:ascii="Times New Roman" w:cs="Times New Roman" w:eastAsia="Times New Roman" w:hAnsi="Times New Roman"/>
+          <w:color w:val="000000"/>
+          <w:sz w:val="28"/>
+          <w:szCs w:val="28"/>
+        </w:rPr>
+        <w:t xml:space="preserve">Добрый день! Я представляю команду пять: работу выполнили Алихан Багишев и Александра Тимофеева, группа ТД‑2541. Тема нашей работы — B2B-платформа для текстиля: выкуп домена на Reg.ru и коллаборация по модели «Аптека.ру».</w:t>
+      </w:r>
+    </w:p>
+    <w:p>
+      <w:pPr>
+        <w:keepNext/>
+        <w:spacing w:after="120" w:before="240" w:line="360"/>
+        <w:jc w:val="left"/>
+      </w:pPr>
+      <w:r>
+        <w:rPr>
+          <w:rFonts w:ascii="Times New Roman" w:cs="Times New Roman" w:eastAsia="Times New Roman" w:hAnsi="Times New Roman"/>
+          <w:b/>
+          <w:bCs/>
+          <w:color w:val="000000"/>
+          <w:sz w:val="28"/>
+          <w:szCs w:val="28"/>
+        </w:rPr>
+        <w:t xml:space="preserve">Слайд 2. Задание и наш ответ</w:t>
+      </w:r>
+    </w:p>
+    <w:p>
+      <w:pPr>
+        <w:spacing w:after="160" w:before="0" w:line="360"/>
+        <w:jc w:val="both"/>
+      </w:pPr>
+      <w:r>
+        <w:rPr>
+          <w:rFonts w:ascii="Times New Roman" w:cs="Times New Roman" w:eastAsia="Times New Roman" w:hAnsi="Times New Roman"/>
+          <w:color w:val="000000"/>
+          <w:sz w:val="28"/>
+          <w:szCs w:val="28"/>
+        </w:rPr>
+        <w:t xml:space="preserve">Наше задание звучало так: для создания B2B-платформы рассмотреть возможность выкупа сайта или домена на Рег.ру и предложить коллаборацию по типу «Аптека.ру», то есть площадку, которая сводит поставщиков и покупателей.</w:t>
       </w:r>
     </w:p>
     <w:p>
@@ -97,7 +130,7 @@
           <w:sz w:val="28"/>
           <w:szCs w:val="28"/>
         </w:rPr>
-        <w:t xml:space="preserve">1. Как устроена Аптека.ру и что из неё берём</w:t>
+        <w:t xml:space="preserve">Слайд 3. Аптека.ру — платформа оптовика</w:t>
       </w:r>
     </w:p>
     <w:p>
@@ -117,6 +150,24 @@
     </w:p>
     <w:p>
       <w:pPr>
+        <w:keepNext/>
+        <w:spacing w:after="120" w:before="240" w:line="360"/>
+        <w:jc w:val="left"/>
+      </w:pPr>
+      <w:r>
+        <w:rPr>
+          <w:rFonts w:ascii="Times New Roman" w:cs="Times New Roman" w:eastAsia="Times New Roman" w:hAnsi="Times New Roman"/>
+          <w:b/>
+          <w:bCs/>
+          <w:color w:val="000000"/>
+          <w:sz w:val="28"/>
+          <w:szCs w:val="28"/>
+        </w:rPr>
+        <w:t xml:space="preserve">Слайд 4. Переносим модель в текстиль</w:t>
+      </w:r>
+    </w:p>
+    <w:p>
+      <w:pPr>
         <w:spacing w:after="160" w:before="0" w:line="360"/>
         <w:jc w:val="both"/>
       </w:pPr>
@@ -145,7 +196,7 @@
           <w:sz w:val="28"/>
           <w:szCs w:val="28"/>
         </w:rPr>
-        <w:t xml:space="preserve">2. Рынок и конкуренты</w:t>
+        <w:t xml:space="preserve">Слайд 5. Рынок есть, отраслевой площадки нет</w:t>
       </w:r>
     </w:p>
     <w:p>
@@ -178,7 +229,7 @@
           <w:sz w:val="28"/>
           <w:szCs w:val="28"/>
         </w:rPr>
-        <w:t xml:space="preserve">3. Домен на Reg.ru: как получить и сколько стоит</w:t>
+        <w:t xml:space="preserve">Слайд 6. Пять способов получить домен</w:t>
       </w:r>
     </w:p>
     <w:p>
@@ -226,70 +277,106 @@
           <w:sz w:val="28"/>
           <w:szCs w:val="28"/>
         </w:rPr>
-        <w:t xml:space="preserve">4. Какой домен брать: проверка кандидатов</w:t>
-      </w:r>
-    </w:p>
-    <w:p>
-      <w:pPr>
-        <w:spacing w:after="160" w:before="0" w:line="360"/>
-        <w:jc w:val="both"/>
-      </w:pPr>
-      <w:r>
-        <w:rPr>
-          <w:rFonts w:ascii="Times New Roman" w:cs="Times New Roman" w:eastAsia="Times New Roman" w:hAnsi="Times New Roman"/>
-          <w:color w:val="000000"/>
-          <w:sz w:val="28"/>
-          <w:szCs w:val="28"/>
-        </w:rPr>
-        <w:t xml:space="preserve">Какой именно домен брать? Мы проверили около ста имён и сравнили лоты Магазина доменов. Имена по образцу «Аптека.ру» — textil.ru и текстиль.рф — заняты, их можно получить только через брокера по неизвестной цене. Короткие лоты вроде protekstil.ru и teksti.ru стоят 75–80 тысяч рублей, а имена со словами «b2b» или «hotel» неудобно диктовать, или они сужают аудиторию до одних отелей.</w:t>
-      </w:r>
-    </w:p>
-    <w:p>
-      <w:pPr>
-        <w:spacing w:after="160" w:before="0" w:line="360"/>
-        <w:jc w:val="both"/>
-      </w:pPr>
-      <w:r>
-        <w:rPr>
-          <w:rFonts w:ascii="Times New Roman" w:cs="Times New Roman" w:eastAsia="Times New Roman" w:hAnsi="Times New Roman"/>
-          <w:color w:val="000000"/>
-          <w:sz w:val="28"/>
-          <w:szCs w:val="28"/>
-        </w:rPr>
-        <w:t xml:space="preserve">На этом фоне лучший вариант — opttex.ru. Имя короткое, читается как «оптовый текстиль» и сразу говорит, что площадка для бизнеса. Мы открыли страницу лота на Reg.ru 5 октября: цена — 27 900 рублей, домен существует с 2007 года. Там же подтвердили, что двойник опттекс.рф свободен и стоит 169 рублей. Запасной вариант без выкупа — пара textilehub.ru и текстильхаб.рф, тоже по 169 рублей.</w:t>
-      </w:r>
-    </w:p>
-    <w:p>
-      <w:pPr>
-        <w:spacing w:after="160" w:before="0" w:line="360"/>
-        <w:jc w:val="both"/>
-      </w:pPr>
-      <w:r>
-        <w:rPr>
-          <w:rFonts w:ascii="Times New Roman" w:cs="Times New Roman" w:eastAsia="Times New Roman" w:hAnsi="Times New Roman"/>
-          <w:color w:val="000000"/>
-          <w:sz w:val="28"/>
-          <w:szCs w:val="28"/>
-        </w:rPr>
-        <w:t xml:space="preserve">Отдельно мы проверили, не занято ли имя товарным знаком, — иначе владелец знака мог бы через суд отобрать домен. На поисковой платформе Роспатента мы искали OPTTEX латиницей и ОПТТЕКС кириллицей в классах 24 — ткани и бельё — и 35 — торговля и реклама. Совпадающих знаков нет. Самый похожий, OPTEX в 35-м классе, прекратил действие ещё в 2007 году. В наших классах действуют знаки NPTEX и КОПТЕКС, но они отличаются началом слова, поэтому риск мы оцениваем как низкий.</w:t>
-      </w:r>
-    </w:p>
-    <w:p>
-      <w:pPr>
-        <w:keepNext/>
-        <w:spacing w:after="120" w:before="240" w:line="360"/>
-        <w:jc w:val="left"/>
-      </w:pPr>
-      <w:r>
-        <w:rPr>
-          <w:rFonts w:ascii="Times New Roman" w:cs="Times New Roman" w:eastAsia="Times New Roman" w:hAnsi="Times New Roman"/>
-          <w:b/>
-          <w:bCs/>
-          <w:color w:val="000000"/>
-          <w:sz w:val="28"/>
-          <w:szCs w:val="28"/>
-        </w:rPr>
-        <w:t xml:space="preserve">5. Сайт: на чём строить платформу</w:t>
+        <w:t xml:space="preserve">Слайд 7. opttex.ru — 27 900 ₽ в Магазине доменов</w:t>
+      </w:r>
+    </w:p>
+    <w:p>
+      <w:pPr>
+        <w:spacing w:after="160" w:before="0" w:line="360"/>
+        <w:jc w:val="both"/>
+      </w:pPr>
+      <w:r>
+        <w:rPr>
+          <w:rFonts w:ascii="Times New Roman" w:cs="Times New Roman" w:eastAsia="Times New Roman" w:hAnsi="Times New Roman"/>
+          <w:color w:val="000000"/>
+          <w:sz w:val="28"/>
+          <w:szCs w:val="28"/>
+        </w:rPr>
+        <w:t xml:space="preserve">Какой именно домен брать? Мы рекомендуем opttex.ru. Имя короткое, читается как «оптовый текстиль» и сразу говорит, что площадка для бизнеса. Мы открыли страницу лота на Reg.ru 5 октября: цена — 27 900 рублей, она фиксирована, а домен существует с 2007 года. Там же в поиске мы подтвердили, что двойник опттекс.рф свободен и стоит 169 рублей. Запасной вариант без выкупа — пара textilehub.ru и текстильхаб.рф, тоже по 169 рублей.</w:t>
+      </w:r>
+    </w:p>
+    <w:p>
+      <w:pPr>
+        <w:keepNext/>
+        <w:spacing w:after="120" w:before="240" w:line="360"/>
+        <w:jc w:val="left"/>
+      </w:pPr>
+      <w:r>
+        <w:rPr>
+          <w:rFonts w:ascii="Times New Roman" w:cs="Times New Roman" w:eastAsia="Times New Roman" w:hAnsi="Times New Roman"/>
+          <w:b/>
+          <w:bCs/>
+          <w:color w:val="000000"/>
+          <w:sz w:val="28"/>
+          <w:szCs w:val="28"/>
+        </w:rPr>
+        <w:t xml:space="preserve">Слайд 8. Сравнили около 100 имён</w:t>
+      </w:r>
+    </w:p>
+    <w:p>
+      <w:pPr>
+        <w:spacing w:after="160" w:before="0" w:line="360"/>
+        <w:jc w:val="both"/>
+      </w:pPr>
+      <w:r>
+        <w:rPr>
+          <w:rFonts w:ascii="Times New Roman" w:cs="Times New Roman" w:eastAsia="Times New Roman" w:hAnsi="Times New Roman"/>
+          <w:color w:val="000000"/>
+          <w:sz w:val="28"/>
+          <w:szCs w:val="28"/>
+        </w:rPr>
+        <w:t xml:space="preserve">Выбор мы сделали не сразу. Мы проверили около ста имён и сравнили лоты Магазина доменов. Имена по образцу «Аптека.ру» — textil.ru и текстиль.рф — заняты, их можно получить только через брокера по неизвестной цене. Короткие лоты вроде protekstil.ru и teksti.ru стоят 75–80 тысяч рублей, а design-textile.ru — 250 тысяч. Свободные имена со словами «b2b» или «hotel» неудобно диктовать, или они сужают аудиторию до одних отелей. На этом фоне opttex.ru даёт лучшее сочетание цены и понятного имени.</w:t>
+      </w:r>
+    </w:p>
+    <w:p>
+      <w:pPr>
+        <w:keepNext/>
+        <w:spacing w:after="120" w:before="240" w:line="360"/>
+        <w:jc w:val="left"/>
+      </w:pPr>
+      <w:r>
+        <w:rPr>
+          <w:rFonts w:ascii="Times New Roman" w:cs="Times New Roman" w:eastAsia="Times New Roman" w:hAnsi="Times New Roman"/>
+          <w:b/>
+          <w:bCs/>
+          <w:color w:val="000000"/>
+          <w:sz w:val="28"/>
+          <w:szCs w:val="28"/>
+        </w:rPr>
+        <w:t xml:space="preserve">Слайд 9. Товарные знаки: тождественных нет</w:t>
+      </w:r>
+    </w:p>
+    <w:p>
+      <w:pPr>
+        <w:spacing w:after="160" w:before="0" w:line="360"/>
+        <w:jc w:val="both"/>
+      </w:pPr>
+      <w:r>
+        <w:rPr>
+          <w:rFonts w:ascii="Times New Roman" w:cs="Times New Roman" w:eastAsia="Times New Roman" w:hAnsi="Times New Roman"/>
+          <w:color w:val="000000"/>
+          <w:sz w:val="28"/>
+          <w:szCs w:val="28"/>
+        </w:rPr>
+        <w:t xml:space="preserve">Отдельно мы проверили, не занято ли имя товарным знаком, — иначе владелец знака мог бы через суд отобрать домен. На поисковой платформе Роспатента мы искали OPTTEX латиницей и ОПТТЕКС кириллицей в классах 24 — ткани и бельё — и 35 — торговля и реклама. Совпадающих знаков нет. Самый похожий, OPTEX в 35-м классе, прекратил действие ещё в 2007 году, а ОПТИТЕКС и OPTAX охраняют совсем другие товары. В наших классах действуют знаки NPTEX и КОПТЕКС, но они отличаются началом слова, поэтому риск мы оцениваем как низкий.</w:t>
+      </w:r>
+    </w:p>
+    <w:p>
+      <w:pPr>
+        <w:keepNext/>
+        <w:spacing w:after="120" w:before="240" w:line="360"/>
+        <w:jc w:val="left"/>
+      </w:pPr>
+      <w:r>
+        <w:rPr>
+          <w:rFonts w:ascii="Times New Roman" w:cs="Times New Roman" w:eastAsia="Times New Roman" w:hAnsi="Times New Roman"/>
+          <w:b/>
+          <w:bCs/>
+          <w:color w:val="000000"/>
+          <w:sz w:val="28"/>
+          <w:szCs w:val="28"/>
+        </w:rPr>
+        <w:t xml:space="preserve">Слайд 10. Сайт — в два шага</w:t>
       </w:r>
     </w:p>
     <w:p>
@@ -322,7 +409,7 @@
           <w:sz w:val="28"/>
           <w:szCs w:val="28"/>
         </w:rPr>
-        <w:t xml:space="preserve">6. Как работает платформа</w:t>
+        <w:t xml:space="preserve">Слайд 11. Товар и деньги идут напрямую</w:t>
       </w:r>
     </w:p>
     <w:p>
@@ -355,7 +442,7 @@
           <w:sz w:val="28"/>
           <w:szCs w:val="28"/>
         </w:rPr>
-        <w:t xml:space="preserve">7. Предложение о коллаборации</w:t>
+        <w:t xml:space="preserve">Слайд 12. Союз по образцу Аптека.ру</w:t>
       </w:r>
     </w:p>
     <w:p>
@@ -385,25 +472,58 @@
           <w:sz w:val="28"/>
           <w:szCs w:val="28"/>
         </w:rPr>
-        <w:t xml:space="preserve">Чтобы быстро наполнить каталог, первые шесть месяцев поставщики работают без комиссии, а затем платят 7 процентов только с оплаченных заказов. Это заметно ниже универсальных маркетплейсов: на Ozon в отдельных категориях комиссия доходит до 55 процентов. Кроме комиссии платформа зарабатывает на наценке на собственный товар, на платном тарифе для поставщиков и на сборной доставке. Для фабрик мы подготовили короткое письмо с этим предложением — его можно отправлять как есть.</w:t>
-      </w:r>
-    </w:p>
-    <w:p>
-      <w:pPr>
-        <w:keepNext/>
-        <w:spacing w:after="120" w:before="240" w:line="360"/>
-        <w:jc w:val="left"/>
-      </w:pPr>
-      <w:r>
-        <w:rPr>
-          <w:rFonts w:ascii="Times New Roman" w:cs="Times New Roman" w:eastAsia="Times New Roman" w:hAnsi="Times New Roman"/>
-          <w:b/>
-          <w:bCs/>
-          <w:color w:val="000000"/>
-          <w:sz w:val="28"/>
-          <w:szCs w:val="28"/>
-        </w:rPr>
-        <w:t xml:space="preserve">8. Юридическая сторона</w:t>
+        <w:t xml:space="preserve">Чтобы быстро наполнить каталог, первые шесть месяцев поставщики работают без комиссии, а затем платят 7 процентов только с оплаченных заказов. Это заметно ниже универсальных маркетплейсов: на Ozon в отдельных категориях комиссия доходит до 55 процентов.</w:t>
+      </w:r>
+    </w:p>
+    <w:p>
+      <w:pPr>
+        <w:keepNext/>
+        <w:spacing w:after="120" w:before="240" w:line="360"/>
+        <w:jc w:val="left"/>
+      </w:pPr>
+      <w:r>
+        <w:rPr>
+          <w:rFonts w:ascii="Times New Roman" w:cs="Times New Roman" w:eastAsia="Times New Roman" w:hAnsi="Times New Roman"/>
+          <w:b/>
+          <w:bCs/>
+          <w:color w:val="000000"/>
+          <w:sz w:val="28"/>
+          <w:szCs w:val="28"/>
+        </w:rPr>
+        <w:t xml:space="preserve">Слайд 13. Как платформа зарабатывает</w:t>
+      </w:r>
+    </w:p>
+    <w:p>
+      <w:pPr>
+        <w:spacing w:after="160" w:before="0" w:line="360"/>
+        <w:jc w:val="both"/>
+      </w:pPr>
+      <w:r>
+        <w:rPr>
+          <w:rFonts w:ascii="Times New Roman" w:cs="Times New Roman" w:eastAsia="Times New Roman" w:hAnsi="Times New Roman"/>
+          <w:color w:val="000000"/>
+          <w:sz w:val="28"/>
+          <w:szCs w:val="28"/>
+        </w:rPr>
+        <w:t xml:space="preserve">Комиссия с оплаченных заказов — основной, но не единственный доход платформы. Кроме неё мы зарабатываем на наценке на собственный товар, на платном тарифе для поставщиков — с поднятием в каталоге и аналитикой спроса — и на сборной доставке от нескольких фабрик. Для фабрик мы подготовили короткое письмо с предложением. В нём всё главное: размещение бесплатное, первые шесть месяцев без комиссии, затем 7 процентов только с оплаченных заказов, а от фабрики нужны каталог с оптовыми ценами, сроки пошива и контакт менеджера. Это письмо можно отправлять как есть.</w:t>
+      </w:r>
+    </w:p>
+    <w:p>
+      <w:pPr>
+        <w:keepNext/>
+        <w:spacing w:after="120" w:before="240" w:line="360"/>
+        <w:jc w:val="left"/>
+      </w:pPr>
+      <w:r>
+        <w:rPr>
+          <w:rFonts w:ascii="Times New Roman" w:cs="Times New Roman" w:eastAsia="Times New Roman" w:hAnsi="Times New Roman"/>
+          <w:b/>
+          <w:bCs/>
+          <w:color w:val="000000"/>
+          <w:sz w:val="28"/>
+          <w:szCs w:val="28"/>
+        </w:rPr>
+        <w:t xml:space="preserve">Слайд 14. Что требует закон с первого дня</w:t>
       </w:r>
     </w:p>
     <w:p>
@@ -436,7 +556,7 @@
           <w:sz w:val="28"/>
           <w:szCs w:val="28"/>
         </w:rPr>
-        <w:t xml:space="preserve">9. Экономика</w:t>
+        <w:t xml:space="preserve">Слайд 15. Экономика первого года</w:t>
       </w:r>
     </w:p>
     <w:p>
@@ -469,7 +589,7 @@
           <w:sz w:val="28"/>
           <w:szCs w:val="28"/>
         </w:rPr>
-        <w:t xml:space="preserve">10. План запуска</w:t>
+        <w:t xml:space="preserve">Слайд 16. Каждый этап — после измеримого результата</w:t>
       </w:r>
     </w:p>
     <w:p>
@@ -502,7 +622,7 @@
           <w:sz w:val="28"/>
           <w:szCs w:val="28"/>
         </w:rPr>
-        <w:t xml:space="preserve">11. Риски</w:t>
+        <w:t xml:space="preserve">Слайд 17. Главные риски и что мы делаем</w:t>
       </w:r>
     </w:p>
     <w:p>
@@ -535,7 +655,7 @@
           <w:sz w:val="28"/>
           <w:szCs w:val="28"/>
         </w:rPr>
-        <w:t xml:space="preserve">Заключение</w:t>
+        <w:t xml:space="preserve">Слайд 18. Выкуп домена возможен — строим по модели Аптека.ру</w:t>
       </w:r>
     </w:p>
     <w:p>
